--- a/p7/submission/jibs_package/03_cover_letter.docx
+++ b/p7/submission/jibs_package/03_cover_letter.docx
@@ -82,7 +82,7 @@
         <w:t xml:space="preserve"> </w:t>
       </w:r>
       <w:r>
-        <w:t xml:space="preserve">(JIBS). The manuscript presents the largest WBES-based test of the internationalization–performance (I–P) relationship in Asia and the Pacific, spanning 84,910 firm-observations from 49 economies and 102 country-year waves (2003–2025), and addresses how institutional regime quality, digital adoption, technological capability, and managerial characteristics jointly determine the shape of the I–P function.</w:t>
+        <w:t xml:space="preserve">(JIBS). The manuscript presents the largest WBES-based test of the internationalization–performance (I–P) relationship in Asia and the Pacific, spanning 82,302 firm-observations from 45 economies and 98 country-year waves (2003–2025), and addresses how institutional regime quality, digital adoption, technological capability, and managerial characteristics jointly determine the shape of the I–P function.</w:t>
       </w:r>
     </w:p>
     <w:p>
@@ -117,7 +117,7 @@
         <w:t xml:space="preserve">First</w:t>
       </w:r>
       <w:r>
-        <w:t xml:space="preserve">, we provide large-sample, multi-regime confirmation of the inverted-U I–P hypothesis at a turning point of approximately 36% export intensity, robust across all eleven hierarchical models and confirmed by the Lind–Mehlum (2010) test (p &lt; .001). The sample spans all six Institutional Capability and Resource Vulnerability (ICRV) regime groups — from advanced innovation-driven economies (Singapore, Korea, Taiwan, Israel, Cyprus, Hong Kong) to Pacific Small Island Developing States (Vanuatu, Solomon Islands, Fiji, Tonga, Timor-Leste) — providing cross-regime generalizability not achievable in single-country or narrow-region designs. This resolves a long-standing ambiguity in the Asian I–P literature, which has reported positive, inverted-U, and null relationships for individual economies without a unified empirical framework.</w:t>
+        <w:t xml:space="preserve">, we provide large-sample, multi-regime confirmation of the inverted-U I–P hypothesis at a turning point of approximately 36% export intensity, robust across all eleven hierarchical models and confirmed by the Lind–Mehlum (2010) test (p &lt; .001). The sample spans all six Institutional Context Regime Variation (ICRV) regime groups — from advanced innovation-driven economies (Singapore, Korea, Taiwan, Israel, Cyprus, Hong Kong) to Pacific Small Island Developing States (Vanuatu, Solomon Islands, Fiji, Tonga, Timor-Leste) — providing cross-regime generalizability not achievable in single-country or narrow-region designs. This resolves a long-standing ambiguity in the Asian I–P literature, which has reported positive, inverted-U, and null relationships for individual economies without a unified empirical framework.</w:t>
       </w:r>
     </w:p>
     <w:p>
@@ -163,7 +163,7 @@
         <w:t xml:space="preserve">Third</w:t>
       </w:r>
       <w:r>
-        <w:t xml:space="preserve">, we demonstrate that institutional regime (ICRV) moderates both slope and curvature of the I–P function, with DAI×ICRV interactions (p = .012) indicating regime-contingent digital complementarity. This operationalises institutional theory's prediction (North, 1990; Stallkamp &amp; Schotter, 2021) that digital capabilities yield stronger per-unit returns where formal institutions are weaker — providing the first large-sample test of this regime-contingent digital effect across six institutional tiers simultaneously.</w:t>
+        <w:t xml:space="preserve">, we demonstrate that institutional regime (ICRV) moderates both slope and curvature of the I–P function, with DAI×ICRV interactions (p = .049) indicating regime-contingent digital complementarity. This operationalises institutional theory's prediction (North, 1990; Stallkamp &amp; Schotter, 2021) that digital capabilities yield stronger per-unit returns where formal institutions are weaker — providing the first large-sample test of this regime-contingent digital effect across six institutional tiers simultaneously.</w:t>
       </w:r>
     </w:p>
     <w:p>
@@ -350,7 +350,7 @@
         <w:t xml:space="preserve"> </w:t>
       </w:r>
       <w:r>
-        <w:t xml:space="preserve">Associate Professor, College of Economics</w:t>
+        <w:t xml:space="preserve">Associate Professor, School of Economics</w:t>
       </w:r>
       <w:r>
         <w:t xml:space="preserve"> </w:t>

--- a/p7/submission/jibs_package/03_cover_letter.docx
+++ b/p7/submission/jibs_package/03_cover_letter.docx
@@ -303,13 +303,13 @@
         <w:t xml:space="preserve"> </w:t>
       </w:r>
       <w:r>
-        <w:t xml:space="preserve">PhD Candidate</w:t>
+        <w:t xml:space="preserve">PhD Candidate, School of Economics</w:t>
       </w:r>
       <w:r>
         <w:t xml:space="preserve"> </w:t>
       </w:r>
       <w:r>
-        <w:t xml:space="preserve">Vinh Long University of Technology Education (VLUTE), Vietnam</w:t>
+        <w:t xml:space="preserve">Can Tho University (CTU), Vietnam</w:t>
       </w:r>
       <w:r>
         <w:t xml:space="preserve"> </w:t>
@@ -325,7 +325,7 @@
           <w:rPr>
             <w:rStyle w:val="Hyperlink"/>
           </w:rPr>
-          <w:t xml:space="preserve">huongdt@vlute.edu.vn</w:t>
+          <w:t xml:space="preserve">thuyhuongctu@gmail.com</w:t>
         </w:r>
       </w:hyperlink>
       <w:r>

--- a/p7/submission/jibs_package/03_cover_letter.docx
+++ b/p7/submission/jibs_package/03_cover_letter.docx
@@ -392,10 +392,7 @@
         <w:t xml:space="preserve">| ORCID: 0000-0003-0667-3137</w:t>
       </w:r>
     </w:p>
-    <w:sectPr>
-      <w:pgSz w:h="16838" w:w="11906"/>
-      <w:pgMar w:bottom="1417" w:left="1417" w:right="1417" w:top="1417"/>
-    </w:sectPr>
+    <w:sectPr/>
   </w:body>
 </w:document>
 </file>
@@ -607,59 +604,29 @@
   <w:style w:default="1" w:styleId="Normal" w:type="paragraph">
     <w:name w:val="Normal"/>
     <w:qFormat/>
-    <w:pPr>
-      <w:spacing w:line="276" w:lineRule="auto"/>
-      <w:jc w:val="both"/>
-    </w:pPr>
-    <w:rPr>
-      <w:rFonts w:ascii="Times New Roman" w:eastAsia="Times New Roman" w:hAnsi="Times New Roman"/>
-      <w:color w:val="000000"/>
-      <w:sz w:val="24"/>
-    </w:rPr>
   </w:style>
   <w:style w:styleId="BodyText" w:type="paragraph">
     <w:name w:val="Body Text"/>
     <w:basedOn w:val="Normal"/>
     <w:link w:val="BodyTextChar"/>
     <w:pPr>
-      <w:spacing w:after="180" w:before="180" w:line="276" w:lineRule="auto"/>
-      <w:jc w:val="both"/>
-    </w:pPr>
-    <w:qFormat/>
-    <w:rPr>
-      <w:rFonts w:ascii="Times New Roman" w:eastAsia="Times New Roman" w:hAnsi="Times New Roman"/>
-      <w:color w:val="000000"/>
-      <w:sz w:val="24"/>
-    </w:rPr>
+      <w:spacing w:after="180" w:before="180"/>
+    </w:pPr>
+    <w:qFormat/>
   </w:style>
   <w:style w:customStyle="1" w:styleId="FirstParagraph" w:type="paragraph">
     <w:name w:val="First Paragraph"/>
     <w:basedOn w:val="BodyText"/>
     <w:next w:val="BodyText"/>
     <w:qFormat/>
-    <w:pPr>
-      <w:spacing w:line="276" w:lineRule="auto"/>
-      <w:jc w:val="both"/>
-    </w:pPr>
-    <w:rPr>
-      <w:rFonts w:ascii="Times New Roman" w:eastAsia="Times New Roman" w:hAnsi="Times New Roman"/>
-      <w:color w:val="000000"/>
-      <w:sz w:val="24"/>
-    </w:rPr>
   </w:style>
   <w:style w:customStyle="1" w:styleId="Compact" w:type="paragraph">
     <w:name w:val="Compact"/>
     <w:basedOn w:val="BodyText"/>
     <w:qFormat/>
     <w:pPr>
-      <w:spacing w:after="36" w:before="36" w:line="276" w:lineRule="auto"/>
-      <w:jc w:val="both"/>
-    </w:pPr>
-    <w:rPr>
-      <w:rFonts w:ascii="Times New Roman" w:eastAsia="Times New Roman" w:hAnsi="Times New Roman"/>
-      <w:color w:val="000000"/>
-      <w:sz w:val="24"/>
-    </w:rPr>
+      <w:spacing w:after="36" w:before="36"/>
+    </w:pPr>
   </w:style>
   <w:style w:styleId="Title" w:type="paragraph">
     <w:name w:val="Title"/>
@@ -669,15 +636,15 @@
     <w:pPr>
       <w:keepNext/>
       <w:keepLines/>
-      <w:spacing w:after="240" w:before="480" w:line="276" w:lineRule="auto"/>
-      <w:jc w:val="both"/>
-    </w:pPr>
-    <w:rPr>
-      <w:rFonts w:ascii="Times New Roman" w:asciiTheme="majorHAnsi" w:cstheme="majorBidi" w:eastAsia="Times New Roman" w:eastAsiaTheme="majorEastAsia" w:hAnsi="Times New Roman" w:hAnsiTheme="majorHAnsi"/>
+      <w:spacing w:after="240" w:before="480"/>
+      <w:jc w:val="center"/>
+    </w:pPr>
+    <w:rPr>
+      <w:rFonts w:asciiTheme="majorHAnsi" w:cstheme="majorBidi" w:eastAsiaTheme="majorEastAsia" w:hAnsiTheme="majorHAnsi"/>
       <w:b/>
       <w:bCs/>
-      <w:color w:val="000000"/>
-      <w:sz w:val="24"/>
+      <w:color w:themeColor="accent1" w:themeShade="B5" w:val="345A8A"/>
+      <w:sz w:val="36"/>
       <w:szCs w:val="36"/>
     </w:rPr>
   </w:style>
@@ -689,13 +656,11 @@
     <w:pPr>
       <w:keepNext/>
       <w:keepLines/>
-      <w:spacing w:after="240" w:before="240" w:line="276" w:lineRule="auto"/>
-      <w:jc w:val="both"/>
-    </w:pPr>
-    <w:rPr>
-      <w:rFonts w:ascii="Times New Roman" w:eastAsia="Times New Roman" w:hAnsi="Times New Roman"/>
-      <w:color w:val="000000"/>
-      <w:sz w:val="24"/>
+      <w:spacing w:after="240" w:before="240"/>
+      <w:jc w:val="center"/>
+    </w:pPr>
+    <w:rPr>
+      <w:sz w:val="30"/>
       <w:szCs w:val="30"/>
     </w:rPr>
   </w:style>
@@ -706,14 +671,8 @@
     <w:pPr>
       <w:keepNext/>
       <w:keepLines/>
-      <w:spacing w:line="276" w:lineRule="auto"/>
-      <w:jc w:val="both"/>
-    </w:pPr>
-    <w:rPr>
-      <w:rFonts w:ascii="Times New Roman" w:eastAsia="Times New Roman" w:hAnsi="Times New Roman"/>
-      <w:color w:val="000000"/>
-      <w:sz w:val="24"/>
-    </w:rPr>
+      <w:jc w:val="center"/>
+    </w:pPr>
   </w:style>
   <w:style w:styleId="Date" w:type="paragraph">
     <w:name w:val="Date"/>
@@ -722,14 +681,8 @@
     <w:pPr>
       <w:keepNext/>
       <w:keepLines/>
-      <w:spacing w:line="276" w:lineRule="auto"/>
-      <w:jc w:val="both"/>
-    </w:pPr>
-    <w:rPr>
-      <w:rFonts w:ascii="Times New Roman" w:eastAsia="Times New Roman" w:hAnsi="Times New Roman"/>
-      <w:color w:val="000000"/>
-      <w:sz w:val="24"/>
-    </w:rPr>
+      <w:jc w:val="center"/>
+    </w:pPr>
   </w:style>
   <w:style w:customStyle="1" w:styleId="AbstractTitle" w:type="paragraph">
     <w:name w:val="Abstract Title"/>
@@ -739,15 +692,15 @@
     <w:pPr>
       <w:keepNext/>
       <w:keepLines/>
-      <w:jc w:val="both"/>
-      <w:spacing w:after="0" w:before="300" w:line="276" w:lineRule="auto"/>
-    </w:pPr>
-    <w:rPr>
-      <w:color w:val="000000"/>
-      <w:sz w:val="24"/>
+      <w:jc w:val="center"/>
+      <w:spacing w:after="0" w:before="300"/>
+    </w:pPr>
+    <w:rPr>
+      <w:sz w:val="20"/>
       <w:szCs w:val="20"/>
-      <w:rFonts w:ascii="Times New Roman" w:eastAsia="Times New Roman" w:hAnsi="Times New Roman"/>
       <w:b/>
+      <w:color w:val="345A8A"/>
+      &gt;
     </w:rPr>
   </w:style>
   <w:style w:customStyle="1" w:styleId="Abstract" w:type="paragraph">
@@ -758,13 +711,10 @@
     <w:pPr>
       <w:keepNext/>
       <w:keepLines/>
-      <w:spacing w:after="300" w:before="100" w:line="276" w:lineRule="auto"/>
-      <w:jc w:val="both"/>
-    </w:pPr>
-    <w:rPr>
-      <w:rFonts w:ascii="Times New Roman" w:eastAsia="Times New Roman" w:hAnsi="Times New Roman"/>
-      <w:color w:val="000000"/>
-      <w:sz w:val="24"/>
+      <w:spacing w:after="300" w:before="100"/>
+    </w:pPr>
+    <w:rPr>
+      <w:sz w:val="20"/>
       <w:szCs w:val="20"/>
     </w:rPr>
   </w:style>
@@ -773,15 +723,8 @@
     <w:basedOn w:val="Normal"/>
     <w:next w:val="Bibliography"/>
     <w:qFormat/>
-    <w:pPr>
-      <w:spacing w:line="276" w:lineRule="auto"/>
-      <w:jc w:val="both"/>
-    </w:pPr>
-    <w:rPr>
-      <w:rFonts w:ascii="Times New Roman" w:eastAsia="Times New Roman" w:hAnsi="Times New Roman"/>
-      <w:color w:val="000000"/>
-      <w:sz w:val="24"/>
-    </w:rPr>
+    <w:pPr/>
+    <w:rPr/>
   </w:style>
   <w:style w:styleId="Heading1" w:type="paragraph">
     <w:name w:val="Heading 1"/>
@@ -792,16 +735,15 @@
     <w:pPr>
       <w:keepNext/>
       <w:keepLines/>
-      <w:spacing w:after="0" w:before="480" w:line="276" w:lineRule="auto"/>
-      <w:jc w:val="both"/>
+      <w:spacing w:after="0" w:before="480"/>
       <w:outlineLvl w:val="0"/>
     </w:pPr>
     <w:rPr>
-      <w:rFonts w:ascii="Times New Roman" w:asciiTheme="majorHAnsi" w:cstheme="majorBidi" w:eastAsia="Times New Roman" w:eastAsiaTheme="majorEastAsia" w:hAnsi="Times New Roman" w:hAnsiTheme="majorHAnsi"/>
+      <w:rFonts w:asciiTheme="majorHAnsi" w:cstheme="majorBidi" w:eastAsiaTheme="majorEastAsia" w:hAnsiTheme="majorHAnsi"/>
       <w:b/>
       <w:bCs/>
-      <w:color w:val="000000"/>
-      <w:sz w:val="24"/>
+      <w:color w:themeColor="accent1" w:val="4F81BD"/>
+      <w:sz w:val="32"/>
       <w:szCs w:val="32"/>
     </w:rPr>
   </w:style>
@@ -815,16 +757,15 @@
     <w:pPr>
       <w:keepNext/>
       <w:keepLines/>
-      <w:spacing w:after="0" w:before="200" w:line="276" w:lineRule="auto"/>
-      <w:jc w:val="both"/>
+      <w:spacing w:after="0" w:before="200"/>
       <w:outlineLvl w:val="1"/>
     </w:pPr>
     <w:rPr>
-      <w:rFonts w:ascii="Times New Roman" w:asciiTheme="majorHAnsi" w:cstheme="majorBidi" w:eastAsia="Times New Roman" w:eastAsiaTheme="majorEastAsia" w:hAnsi="Times New Roman" w:hAnsiTheme="majorHAnsi"/>
+      <w:rFonts w:asciiTheme="majorHAnsi" w:cstheme="majorBidi" w:eastAsiaTheme="majorEastAsia" w:hAnsiTheme="majorHAnsi"/>
       <w:b/>
       <w:bCs/>
-      <w:color w:val="000000"/>
-      <w:sz w:val="24"/>
+      <w:color w:themeColor="accent1" w:val="4F81BD"/>
+      <w:sz w:val="28"/>
       <w:szCs w:val="28"/>
     </w:rPr>
   </w:style>
@@ -838,15 +779,14 @@
     <w:pPr>
       <w:keepNext/>
       <w:keepLines/>
-      <w:spacing w:after="0" w:before="200" w:line="276" w:lineRule="auto"/>
-      <w:jc w:val="both"/>
+      <w:spacing w:after="0" w:before="200"/>
       <w:outlineLvl w:val="2"/>
     </w:pPr>
     <w:rPr>
-      <w:rFonts w:ascii="Times New Roman" w:asciiTheme="majorHAnsi" w:cstheme="majorBidi" w:eastAsia="Times New Roman" w:eastAsiaTheme="majorEastAsia" w:hAnsi="Times New Roman" w:hAnsiTheme="majorHAnsi"/>
+      <w:rFonts w:asciiTheme="majorHAnsi" w:cstheme="majorBidi" w:eastAsiaTheme="majorEastAsia" w:hAnsiTheme="majorHAnsi"/>
       <w:b/>
       <w:bCs/>
-      <w:color w:val="000000"/>
+      <w:color w:themeColor="accent1" w:val="4F81BD"/>
       <w:sz w:val="24"/>
       <w:szCs w:val="24"/>
     </w:rPr>
@@ -861,15 +801,14 @@
     <w:pPr>
       <w:keepNext/>
       <w:keepLines/>
-      <w:spacing w:after="0" w:before="200" w:line="276" w:lineRule="auto"/>
-      <w:jc w:val="both"/>
+      <w:spacing w:after="0" w:before="200"/>
       <w:outlineLvl w:val="3"/>
     </w:pPr>
     <w:rPr>
-      <w:rFonts w:ascii="Times New Roman" w:asciiTheme="majorHAnsi" w:cstheme="majorBidi" w:eastAsia="Times New Roman" w:eastAsiaTheme="majorEastAsia" w:hAnsi="Times New Roman" w:hAnsiTheme="majorHAnsi"/>
+      <w:rFonts w:asciiTheme="majorHAnsi" w:cstheme="majorBidi" w:eastAsiaTheme="majorEastAsia" w:hAnsiTheme="majorHAnsi"/>
       <w:i/>
       <w:bCs/>
-      <w:color w:val="000000"/>
+      <w:color w:themeColor="accent1" w:val="4F81BD"/>
       <w:sz w:val="24"/>
       <w:szCs w:val="24"/>
     </w:rPr>
@@ -884,14 +823,13 @@
     <w:pPr>
       <w:keepNext/>
       <w:keepLines/>
-      <w:spacing w:after="0" w:before="200" w:line="276" w:lineRule="auto"/>
-      <w:jc w:val="both"/>
+      <w:spacing w:after="0" w:before="200"/>
       <w:outlineLvl w:val="4"/>
     </w:pPr>
     <w:rPr>
-      <w:rFonts w:ascii="Times New Roman" w:asciiTheme="majorHAnsi" w:cstheme="majorBidi" w:eastAsia="Times New Roman" w:eastAsiaTheme="majorEastAsia" w:hAnsi="Times New Roman" w:hAnsiTheme="majorHAnsi"/>
+      <w:rFonts w:asciiTheme="majorHAnsi" w:cstheme="majorBidi" w:eastAsiaTheme="majorEastAsia" w:hAnsiTheme="majorHAnsi"/>
       <w:iCs/>
-      <w:color w:val="000000"/>
+      <w:color w:themeColor="accent1" w:val="4F81BD"/>
       <w:sz w:val="24"/>
       <w:szCs w:val="24"/>
     </w:rPr>
@@ -906,13 +844,12 @@
     <w:pPr>
       <w:keepNext/>
       <w:keepLines/>
-      <w:spacing w:after="0" w:before="200" w:line="276" w:lineRule="auto"/>
-      <w:jc w:val="both"/>
+      <w:spacing w:after="0" w:before="200"/>
       <w:outlineLvl w:val="5"/>
     </w:pPr>
     <w:rPr>
-      <w:rFonts w:ascii="Times New Roman" w:asciiTheme="majorHAnsi" w:cstheme="majorBidi" w:eastAsia="Times New Roman" w:eastAsiaTheme="majorEastAsia" w:hAnsi="Times New Roman" w:hAnsiTheme="majorHAnsi"/>
-      <w:color w:val="000000"/>
+      <w:rFonts w:asciiTheme="majorHAnsi" w:cstheme="majorBidi" w:eastAsiaTheme="majorEastAsia" w:hAnsiTheme="majorHAnsi"/>
+      <w:color w:themeColor="accent1" w:val="4F81BD"/>
       <w:sz w:val="24"/>
       <w:szCs w:val="24"/>
     </w:rPr>
@@ -927,13 +864,12 @@
     <w:pPr>
       <w:keepNext/>
       <w:keepLines/>
-      <w:spacing w:after="0" w:before="200" w:line="276" w:lineRule="auto"/>
-      <w:jc w:val="both"/>
+      <w:spacing w:after="0" w:before="200"/>
       <w:outlineLvl w:val="6"/>
     </w:pPr>
     <w:rPr>
-      <w:rFonts w:ascii="Times New Roman" w:asciiTheme="majorHAnsi" w:cstheme="majorBidi" w:eastAsia="Times New Roman" w:eastAsiaTheme="majorEastAsia" w:hAnsi="Times New Roman" w:hAnsiTheme="majorHAnsi"/>
-      <w:color w:val="000000"/>
+      <w:rFonts w:asciiTheme="majorHAnsi" w:cstheme="majorBidi" w:eastAsiaTheme="majorEastAsia" w:hAnsiTheme="majorHAnsi"/>
+      <w:color w:themeColor="accent1" w:val="4F81BD"/>
       <w:sz w:val="24"/>
       <w:szCs w:val="24"/>
     </w:rPr>
@@ -948,13 +884,12 @@
     <w:pPr>
       <w:keepNext/>
       <w:keepLines/>
-      <w:spacing w:after="0" w:before="200" w:line="276" w:lineRule="auto"/>
-      <w:jc w:val="both"/>
+      <w:spacing w:after="0" w:before="200"/>
       <w:outlineLvl w:val="7"/>
     </w:pPr>
     <w:rPr>
-      <w:rFonts w:ascii="Times New Roman" w:asciiTheme="majorHAnsi" w:cstheme="majorBidi" w:eastAsia="Times New Roman" w:eastAsiaTheme="majorEastAsia" w:hAnsi="Times New Roman" w:hAnsiTheme="majorHAnsi"/>
-      <w:color w:val="000000"/>
+      <w:rFonts w:asciiTheme="majorHAnsi" w:cstheme="majorBidi" w:eastAsiaTheme="majorEastAsia" w:hAnsiTheme="majorHAnsi"/>
+      <w:color w:themeColor="accent1" w:val="4F81BD"/>
       <w:sz w:val="24"/>
       <w:szCs w:val="24"/>
     </w:rPr>
@@ -969,13 +904,12 @@
     <w:pPr>
       <w:keepNext/>
       <w:keepLines/>
-      <w:spacing w:after="0" w:before="200" w:line="276" w:lineRule="auto"/>
-      <w:jc w:val="both"/>
+      <w:spacing w:after="0" w:before="200"/>
       <w:outlineLvl w:val="8"/>
     </w:pPr>
     <w:rPr>
-      <w:rFonts w:ascii="Times New Roman" w:asciiTheme="majorHAnsi" w:cstheme="majorBidi" w:eastAsia="Times New Roman" w:eastAsiaTheme="majorEastAsia" w:hAnsi="Times New Roman" w:hAnsiTheme="majorHAnsi"/>
-      <w:color w:val="000000"/>
+      <w:rFonts w:asciiTheme="majorHAnsi" w:cstheme="majorBidi" w:eastAsiaTheme="majorEastAsia" w:hAnsiTheme="majorHAnsi"/>
+      <w:color w:themeColor="accent1" w:val="4F81BD"/>
       <w:sz w:val="24"/>
       <w:szCs w:val="24"/>
     </w:rPr>
@@ -988,15 +922,9 @@
     <w:unhideWhenUsed/>
     <w:qFormat/>
     <w:pPr>
-      <w:spacing w:after="100" w:before="100" w:line="276" w:lineRule="auto"/>
+      <w:spacing w:after="100" w:before="100"/>
       <w:ind w:firstLine="0" w:left="480" w:right="480"/>
-      <w:jc w:val="both"/>
-    </w:pPr>
-    <w:rPr>
-      <w:rFonts w:ascii="Times New Roman" w:eastAsia="Times New Roman" w:hAnsi="Times New Roman"/>
-      <w:color w:val="000000"/>
-      <w:sz w:val="24"/>
-    </w:rPr>
+    </w:pPr>
   </w:style>
   <w:style w:styleId="FootnoteText" w:type="paragraph">
     <w:name w:val="Footnote Text"/>
@@ -1005,25 +933,11 @@
     <w:uiPriority w:val="9"/>
     <w:unhideWhenUsed/>
     <w:qFormat/>
-    <w:pPr>
-      <w:spacing w:line="276" w:lineRule="auto"/>
-      <w:jc w:val="both"/>
-    </w:pPr>
-    <w:rPr>
-      <w:rFonts w:ascii="Times New Roman" w:eastAsia="Times New Roman" w:hAnsi="Times New Roman"/>
-      <w:color w:val="000000"/>
-      <w:sz w:val="24"/>
-    </w:rPr>
   </w:style>
   <w:style w:default="1" w:styleId="DefaultParagraphFont" w:type="character">
     <w:name w:val="Default Paragraph Font"/>
     <w:semiHidden/>
     <w:unhideWhenUsed/>
-    <w:rPr>
-      <w:rFonts w:ascii="Times New Roman" w:eastAsia="Times New Roman" w:hAnsi="Times New Roman"/>
-      <w:color w:val="000000"/>
-      <w:sz w:val="24"/>
-    </w:rPr>
   </w:style>
   <w:style w:default="1" w:styleId="Table" w:type="table">
     <w:name w:val="Table"/>
@@ -1031,15 +945,6 @@
     <w:semiHidden/>
     <w:unhideWhenUsed/>
     <w:qFormat/>
-    <w:pPr>
-      <w:spacing w:line="276" w:lineRule="auto"/>
-      <w:jc w:val="both"/>
-    </w:pPr>
-    <w:rPr>
-      <w:rFonts w:ascii="Times New Roman" w:eastAsia="Times New Roman" w:hAnsi="Times New Roman"/>
-      <w:color w:val="000000"/>
-      <w:sz w:val="24"/>
-    </w:rPr>
     <w:tblPr>
       <w:tblInd w:type="dxa" w:w="0"/>
       <w:tblCellMar>
@@ -1072,42 +977,25 @@
     <w:pPr>
       <w:keepNext/>
       <w:keepLines/>
-      <w:spacing w:after="0" w:line="276" w:lineRule="auto"/>
-      <w:jc w:val="both"/>
-    </w:pPr>
-    <w:rPr>
-      <w:rFonts w:ascii="Times New Roman" w:eastAsia="Times New Roman" w:hAnsi="Times New Roman"/>
+      <w:spacing w:after="0"/>
+    </w:pPr>
+    <w:rPr>
       <w:b/>
-      <w:color w:val="000000"/>
-      <w:sz w:val="24"/>
     </w:rPr>
   </w:style>
   <w:style w:customStyle="1" w:styleId="Definition" w:type="paragraph">
     <w:name w:val="Definition"/>
     <w:basedOn w:val="Normal"/>
-    <w:pPr>
-      <w:spacing w:line="276" w:lineRule="auto"/>
-      <w:jc w:val="both"/>
-    </w:pPr>
-    <w:rPr>
-      <w:rFonts w:ascii="Times New Roman" w:eastAsia="Times New Roman" w:hAnsi="Times New Roman"/>
-      <w:color w:val="000000"/>
-      <w:sz w:val="24"/>
-    </w:rPr>
   </w:style>
   <w:style w:styleId="Caption" w:type="paragraph">
     <w:name w:val="Caption"/>
     <w:basedOn w:val="Normal"/>
     <w:link w:val="BodyTextChar"/>
     <w:pPr>
-      <w:spacing w:after="120" w:before="0" w:line="276" w:lineRule="auto"/>
-      <w:jc w:val="both"/>
-    </w:pPr>
-    <w:rPr>
-      <w:rFonts w:ascii="Times New Roman" w:eastAsia="Times New Roman" w:hAnsi="Times New Roman"/>
+      <w:spacing w:after="120" w:before="0"/>
+    </w:pPr>
+    <w:rPr>
       <w:i/>
-      <w:color w:val="000000"/>
-      <w:sz w:val="24"/>
     </w:rPr>
   </w:style>
   <w:style w:customStyle="1" w:styleId="TableCaption" w:type="paragraph">
@@ -1115,90 +1003,44 @@
     <w:basedOn w:val="Caption"/>
     <w:pPr>
       <w:keepNext/>
-      <w:spacing w:line="276" w:lineRule="auto"/>
-      <w:jc w:val="both"/>
-    </w:pPr>
-    <w:rPr>
-      <w:rFonts w:ascii="Times New Roman" w:eastAsia="Times New Roman" w:hAnsi="Times New Roman"/>
-      <w:color w:val="000000"/>
-      <w:sz w:val="24"/>
-    </w:rPr>
+    </w:pPr>
   </w:style>
   <w:style w:customStyle="1" w:styleId="ImageCaption" w:type="paragraph">
     <w:name w:val="Image Caption"/>
     <w:basedOn w:val="Caption"/>
-    <w:pPr>
-      <w:spacing w:line="276" w:lineRule="auto"/>
-      <w:jc w:val="both"/>
-    </w:pPr>
-    <w:rPr>
-      <w:rFonts w:ascii="Times New Roman" w:eastAsia="Times New Roman" w:hAnsi="Times New Roman"/>
-      <w:color w:val="000000"/>
-      <w:sz w:val="24"/>
-    </w:rPr>
   </w:style>
   <w:style w:customStyle="1" w:styleId="Figure" w:type="paragraph">
     <w:name w:val="Figure"/>
     <w:basedOn w:val="Normal"/>
-    <w:pPr>
-      <w:spacing w:line="276" w:lineRule="auto"/>
-      <w:jc w:val="both"/>
-    </w:pPr>
-    <w:rPr>
-      <w:rFonts w:ascii="Times New Roman" w:eastAsia="Times New Roman" w:hAnsi="Times New Roman"/>
-      <w:color w:val="000000"/>
-      <w:sz w:val="24"/>
-    </w:rPr>
   </w:style>
   <w:style w:customStyle="1" w:styleId="CaptionedFigure" w:type="paragraph">
     <w:name w:val="Captioned Figure"/>
     <w:basedOn w:val="Figure"/>
     <w:pPr>
       <w:keepNext/>
-      <w:spacing w:line="276" w:lineRule="auto"/>
-      <w:jc w:val="both"/>
-    </w:pPr>
-    <w:rPr>
-      <w:rFonts w:ascii="Times New Roman" w:eastAsia="Times New Roman" w:hAnsi="Times New Roman"/>
-      <w:color w:val="000000"/>
-      <w:sz w:val="24"/>
-    </w:rPr>
+    </w:pPr>
   </w:style>
   <w:style w:customStyle="1" w:styleId="BodyTextChar" w:type="character">
     <w:name w:val="Body Text Char"/>
     <w:basedOn w:val="DefaultParagraphFont"/>
     <w:link w:val="BodyText"/>
-    <w:rPr>
-      <w:rFonts w:ascii="Times New Roman" w:eastAsia="Times New Roman" w:hAnsi="Times New Roman"/>
-      <w:color w:val="000000"/>
-      <w:sz w:val="24"/>
-    </w:rPr>
   </w:style>
   <w:style w:customStyle="1" w:styleId="VerbatimChar" w:type="character">
     <w:name w:val="Verbatim Char"/>
     <w:basedOn w:val="BodyTextChar"/>
     <w:rPr>
-      <w:rFonts w:ascii="Times New Roman" w:eastAsia="Times New Roman" w:hAnsi="Times New Roman"/>
-      <w:color w:val="000000"/>
-      <w:sz w:val="24"/>
+      <w:rFonts w:ascii="Consolas" w:hAnsi="Consolas"/>
+      <w:sz w:val="22"/>
     </w:rPr>
   </w:style>
   <w:style w:customStyle="1" w:styleId="SectionNumber" w:type="character">
     <w:name w:val="Section Number"/>
     <w:basedOn w:val="BodyTextChar"/>
-    <w:rPr>
-      <w:rFonts w:ascii="Times New Roman" w:eastAsia="Times New Roman" w:hAnsi="Times New Roman"/>
-      <w:color w:val="000000"/>
-      <w:sz w:val="24"/>
-    </w:rPr>
   </w:style>
   <w:style w:styleId="FootnoteReference" w:type="character">
     <w:name w:val="Footnote Reference"/>
     <w:basedOn w:val="BodyTextChar"/>
     <w:rPr>
-      <w:rFonts w:ascii="Times New Roman" w:eastAsia="Times New Roman" w:hAnsi="Times New Roman"/>
-      <w:color w:val="000000"/>
-      <w:sz w:val="24"/>
       <w:vertAlign w:val="superscript"/>
     </w:rPr>
   </w:style>
@@ -1206,9 +1048,7 @@
     <w:name w:val="Hyperlink"/>
     <w:basedOn w:val="BodyTextChar"/>
     <w:rPr>
-      <w:rFonts w:ascii="Times New Roman" w:eastAsia="Times New Roman" w:hAnsi="Times New Roman"/>
-      <w:color w:val="000000"/>
-      <w:sz w:val="24"/>
+      <w:color w:themeColor="accent1" w:val="4F81BD"/>
     </w:rPr>
   </w:style>
   <w:style w:styleId="TOCHeading" w:type="paragraph">
@@ -1219,16 +1059,14 @@
     <w:unhideWhenUsed/>
     <w:qFormat/>
     <w:pPr>
-      <w:spacing w:before="240" w:line="276" w:lineRule="auto"/>
-      <w:jc w:val="both"/>
+      <w:spacing w:before="240" w:line="259" w:lineRule="auto"/>
       <w:outlineLvl w:val="9"/>
     </w:pPr>
     <w:rPr>
-      <w:rFonts w:ascii="Times New Roman" w:asciiTheme="majorHAnsi" w:cstheme="majorBidi" w:eastAsia="Times New Roman" w:eastAsiaTheme="majorEastAsia" w:hAnsi="Times New Roman" w:hAnsiTheme="majorHAnsi"/>
+      <w:rFonts w:asciiTheme="majorHAnsi" w:cstheme="majorBidi" w:eastAsiaTheme="majorEastAsia" w:hAnsiTheme="majorHAnsi"/>
       <w:b w:val="0"/>
       <w:bCs w:val="0"/>
-      <w:color w:val="000000"/>
-      <w:sz w:val="24"/>
+      <w:color w:themeColor="accent1" w:themeShade="BF" w:val="365F91"/>
     </w:rPr>
   </w:style>
   <w:style w:type="paragraph" w:customStyle="1" w:styleId="SourceCode">
